--- a/.claude/HUONG-DAN-TAO-EBOOK-FOXAI-BOOK-WRITER.docx
+++ b/.claude/HUONG-DAN-TAO-EBOOK-FOXAI-BOOK-WRITER.docx
@@ -36,7 +36,7 @@
         </w:p>
       </w:sdtContent>
     </w:sdt>
-    <w:bookmarkStart w:id="27" w:name="X34caee55e1cdd9110585bad126c2a01b37c64dc"/>
+    <w:bookmarkStart w:id="28" w:name="X34caee55e1cdd9110585bad126c2a01b37c64dc"/>
     <w:p>
       <w:pPr>
         <w:pStyle w:val="Heading1"/>
@@ -78,7 +78,7 @@
           <w:b/>
           <w:bCs/>
         </w:rPr>
-        <w:t xml:space="preserve">Phiên bản: 1.0</w:t>
+        <w:t xml:space="preserve">Phiên bản: 1.1</w:t>
       </w:r>
       <w:r>
         <w:t xml:space="preserve"> </w:t>
@@ -94,7 +94,13 @@
           <w:b/>
           <w:bCs/>
         </w:rPr>
-        <w:t xml:space="preserve">v4.1</w:t>
+        <w:t xml:space="preserve">v5</w:t>
+      </w:r>
+      <w:r>
+        <w:t xml:space="preserve"> </w:t>
+      </w:r>
+      <w:r>
+        <w:t xml:space="preserve">(quy trình 5 giai đoạn + multi-agent)</w:t>
       </w:r>
       <w:r>
         <w:t xml:space="preserve"> </w:t>
@@ -1836,7 +1842,451 @@
       </w:tr>
     </w:tbl>
     <w:bookmarkEnd w:id="22"/>
-    <w:bookmarkStart w:id="23" w:name="Xa1ed232b4e2529e14793f39f08e5b8f210d82dc"/>
+    <w:bookmarkStart w:id="23" w:name="X8ee495680703e1f40478bfc99ce6a9e825327c2"/>
+    <w:p>
+      <w:pPr>
+        <w:pStyle w:val="Heading2"/>
+      </w:pPr>
+      <w:r>
+        <w:t xml:space="preserve">4B. Quy trình sản xuất 5 giai đoạn (sách hoàn chỉnh, từ v5)</w:t>
+      </w:r>
+    </w:p>
+    <w:p>
+      <w:pPr>
+        <w:pStyle w:val="FirstParagraph"/>
+      </w:pPr>
+      <w:r>
+        <w:t xml:space="preserve">Dùng cho sách thật (nhiều chương, cần chất lượng phát hành) — thay cho "3 bước nhanh" ở mục 3:</w:t>
+      </w:r>
+    </w:p>
+    <w:tbl>
+      <w:tblPr>
+        <w:tblStyle w:val="Table"/>
+        <w:tblW w:type="auto" w:w="0"/>
+        <w:tblLook w:firstRow="1" w:lastRow="0" w:firstColumn="0" w:lastColumn="0" w:noHBand="0" w:noVBand="0" w:val="0020"/>
+      </w:tblPr>
+      <w:tblGrid>
+        <w:gridCol w:w="2640"/>
+        <w:gridCol w:w="2640"/>
+        <w:gridCol w:w="2640"/>
+      </w:tblGrid>
+      <w:tr>
+        <w:trPr>
+          <w:tblHeader w:val="on"/>
+        </w:trPr>
+        <w:tc>
+          <w:tcPr/>
+          <w:p>
+            <w:pPr>
+              <w:pStyle w:val="Compact"/>
+            </w:pPr>
+            <w:r>
+              <w:t xml:space="preserve">GĐ</w:t>
+            </w:r>
+          </w:p>
+        </w:tc>
+        <w:tc>
+          <w:tcPr/>
+          <w:p>
+            <w:pPr>
+              <w:pStyle w:val="Compact"/>
+            </w:pPr>
+            <w:r>
+              <w:t xml:space="preserve">Việc</w:t>
+            </w:r>
+          </w:p>
+        </w:tc>
+        <w:tc>
+          <w:tcPr/>
+          <w:p>
+            <w:pPr>
+              <w:pStyle w:val="Compact"/>
+            </w:pPr>
+            <w:r>
+              <w:t xml:space="preserve">Anh cần làm gì</w:t>
+            </w:r>
+          </w:p>
+        </w:tc>
+      </w:tr>
+      <w:tr>
+        <w:tc>
+          <w:tcPr/>
+          <w:p>
+            <w:pPr>
+              <w:pStyle w:val="Compact"/>
+            </w:pPr>
+            <w:r>
+              <w:t xml:space="preserve">1</w:t>
+            </w:r>
+          </w:p>
+        </w:tc>
+        <w:tc>
+          <w:tcPr/>
+          <w:p>
+            <w:pPr>
+              <w:pStyle w:val="Compact"/>
+            </w:pPr>
+            <w:r>
+              <w:rPr>
+                <w:b/>
+                <w:bCs/>
+              </w:rPr>
+              <w:t xml:space="preserve">Nạp bản thảo raw</w:t>
+            </w:r>
+            <w:r>
+              <w:t xml:space="preserve"> </w:t>
+            </w:r>
+            <w:r>
+              <w:t xml:space="preserve">— đưa file</w:t>
+            </w:r>
+            <w:r>
+              <w:t xml:space="preserve"> </w:t>
+            </w:r>
+            <w:r>
+              <w:rPr>
+                <w:rStyle w:val="VerbatimChar"/>
+              </w:rPr>
+              <w:t xml:space="preserve">.txt</w:t>
+            </w:r>
+            <w:r>
+              <w:t xml:space="preserve">/</w:t>
+            </w:r>
+            <w:r>
+              <w:rPr>
+                <w:rStyle w:val="VerbatimChar"/>
+              </w:rPr>
+              <w:t xml:space="preserve">.md</w:t>
+            </w:r>
+            <w:r>
+              <w:t xml:space="preserve">/</w:t>
+            </w:r>
+            <w:r>
+              <w:rPr>
+                <w:rStyle w:val="VerbatimChar"/>
+              </w:rPr>
+              <w:t xml:space="preserve">.docx</w:t>
+            </w:r>
+            <w:r>
+              <w:t xml:space="preserve"> </w:t>
+            </w:r>
+            <w:r>
+              <w:t xml:space="preserve">(hoặc</w:t>
+            </w:r>
+            <w:r>
+              <w:t xml:space="preserve"> </w:t>
+            </w:r>
+            <w:r>
+              <w:rPr>
+                <w:rStyle w:val="VerbatimChar"/>
+              </w:rPr>
+              <w:t xml:space="preserve">.pdf</w:t>
+            </w:r>
+            <w:r>
+              <w:t xml:space="preserve">), skill đọc bằng</w:t>
+            </w:r>
+            <w:r>
+              <w:t xml:space="preserve"> </w:t>
+            </w:r>
+            <w:r>
+              <w:rPr>
+                <w:rStyle w:val="VerbatimChar"/>
+              </w:rPr>
+              <w:t xml:space="preserve">read_source.py</w:t>
+            </w:r>
+          </w:p>
+        </w:tc>
+        <w:tc>
+          <w:tcPr/>
+          <w:p>
+            <w:pPr>
+              <w:pStyle w:val="Compact"/>
+            </w:pPr>
+            <w:r>
+              <w:t xml:space="preserve">Cung cấp đường dẫn file; xác nhận ngôn ngữ/cấu trúc skill báo lại</w:t>
+            </w:r>
+          </w:p>
+        </w:tc>
+      </w:tr>
+      <w:tr>
+        <w:tc>
+          <w:tcPr/>
+          <w:p>
+            <w:pPr>
+              <w:pStyle w:val="Compact"/>
+            </w:pPr>
+            <w:r>
+              <w:t xml:space="preserve">2</w:t>
+            </w:r>
+          </w:p>
+        </w:tc>
+        <w:tc>
+          <w:tcPr/>
+          <w:p>
+            <w:pPr>
+              <w:pStyle w:val="Compact"/>
+            </w:pPr>
+            <w:r>
+              <w:rPr>
+                <w:b/>
+                <w:bCs/>
+              </w:rPr>
+              <w:t xml:space="preserve">Master plan</w:t>
+            </w:r>
+            <w:r>
+              <w:t xml:space="preserve"> </w:t>
+            </w:r>
+            <w:r>
+              <w:t xml:space="preserve">— skill lập</w:t>
+            </w:r>
+            <w:r>
+              <w:t xml:space="preserve"> </w:t>
+            </w:r>
+            <w:r>
+              <w:rPr>
+                <w:rStyle w:val="VerbatimChar"/>
+              </w:rPr>
+              <w:t xml:space="preserve">book-plan-&lt;tên&gt;.md</w:t>
+            </w:r>
+            <w:r>
+              <w:t xml:space="preserve">: mục lục, mục tiêu + ý chính từng chương, kế hoạch ảnh minh họa từng chương</w:t>
+            </w:r>
+          </w:p>
+        </w:tc>
+        <w:tc>
+          <w:tcPr/>
+          <w:p>
+            <w:pPr>
+              <w:pStyle w:val="Compact"/>
+            </w:pPr>
+            <w:r>
+              <w:rPr>
+                <w:b/>
+                <w:bCs/>
+              </w:rPr>
+              <w:t xml:space="preserve">Duyệt plan (nói "chốt")</w:t>
+            </w:r>
+            <w:r>
+              <w:t xml:space="preserve"> </w:t>
+            </w:r>
+            <w:r>
+              <w:t xml:space="preserve">— cổng cứng, chưa duyệt là chưa viết chữ nào</w:t>
+            </w:r>
+          </w:p>
+        </w:tc>
+      </w:tr>
+      <w:tr>
+        <w:tc>
+          <w:tcPr/>
+          <w:p>
+            <w:pPr>
+              <w:pStyle w:val="Compact"/>
+            </w:pPr>
+            <w:r>
+              <w:t xml:space="preserve">3</w:t>
+            </w:r>
+          </w:p>
+        </w:tc>
+        <w:tc>
+          <w:tcPr/>
+          <w:p>
+            <w:pPr>
+              <w:pStyle w:val="Compact"/>
+            </w:pPr>
+            <w:r>
+              <w:rPr>
+                <w:b/>
+                <w:bCs/>
+              </w:rPr>
+              <w:t xml:space="preserve">Phong cách viết</w:t>
+            </w:r>
+            <w:r>
+              <w:t xml:space="preserve"> </w:t>
+            </w:r>
+            <w:r>
+              <w:t xml:space="preserve">— skill lập</w:t>
+            </w:r>
+            <w:r>
+              <w:t xml:space="preserve"> </w:t>
+            </w:r>
+            <w:r>
+              <w:rPr>
+                <w:rStyle w:val="VerbatimChar"/>
+              </w:rPr>
+              <w:t xml:space="preserve">style-profile-&lt;tên&gt;.md</w:t>
+            </w:r>
+          </w:p>
+        </w:tc>
+        <w:tc>
+          <w:tcPr/>
+          <w:p>
+            <w:pPr>
+              <w:pStyle w:val="Compact"/>
+            </w:pPr>
+            <w:r>
+              <w:t xml:space="preserve">Đưa 1–3</w:t>
+            </w:r>
+            <w:r>
+              <w:t xml:space="preserve"> </w:t>
+            </w:r>
+            <w:r>
+              <w:rPr>
+                <w:b/>
+                <w:bCs/>
+              </w:rPr>
+              <w:t xml:space="preserve">đoạn văn mẫu</w:t>
+            </w:r>
+            <w:r>
+              <w:t xml:space="preserve"> </w:t>
+            </w:r>
+            <w:r>
+              <w:t xml:space="preserve">phong cách anh muốn (hiệu quả hơn mô tả); duyệt profile</w:t>
+            </w:r>
+          </w:p>
+        </w:tc>
+      </w:tr>
+      <w:tr>
+        <w:tc>
+          <w:tcPr/>
+          <w:p>
+            <w:pPr>
+              <w:pStyle w:val="Compact"/>
+            </w:pPr>
+            <w:r>
+              <w:t xml:space="preserve">4</w:t>
+            </w:r>
+          </w:p>
+        </w:tc>
+        <w:tc>
+          <w:tcPr/>
+          <w:p>
+            <w:pPr>
+              <w:pStyle w:val="Compact"/>
+            </w:pPr>
+            <w:r>
+              <w:rPr>
+                <w:b/>
+                <w:bCs/>
+              </w:rPr>
+              <w:t xml:space="preserve">Viết + prompt ảnh</w:t>
+            </w:r>
+            <w:r>
+              <w:t xml:space="preserve"> </w:t>
+            </w:r>
+            <w:r>
+              <w:t xml:space="preserve">— viết từng chương theo plan; sách dài có thể chạy workflow multi-agent</w:t>
+            </w:r>
+            <w:r>
+              <w:t xml:space="preserve"> </w:t>
+            </w:r>
+            <w:r>
+              <w:rPr>
+                <w:rStyle w:val="VerbatimChar"/>
+              </w:rPr>
+              <w:t xml:space="preserve">book-production</w:t>
+            </w:r>
+            <w:r>
+              <w:t xml:space="preserve"> </w:t>
+            </w:r>
+            <w:r>
+              <w:t xml:space="preserve">(mỗi chương 1 writer + 1 verifier song song); sinh prompt ảnh chuẩn hóa</w:t>
+            </w:r>
+          </w:p>
+        </w:tc>
+        <w:tc>
+          <w:tcPr/>
+          <w:p>
+            <w:pPr>
+              <w:pStyle w:val="Compact"/>
+            </w:pPr>
+            <w:r>
+              <w:t xml:space="preserve">Chạy prompt ảnh bên Midjourney/DALL-E... (kèm ảnh mẫu tham chiếu nếu có), lưu ảnh về, đưa đường dẫn</w:t>
+            </w:r>
+          </w:p>
+        </w:tc>
+      </w:tr>
+      <w:tr>
+        <w:tc>
+          <w:tcPr/>
+          <w:p>
+            <w:pPr>
+              <w:pStyle w:val="Compact"/>
+            </w:pPr>
+            <w:r>
+              <w:t xml:space="preserve">5</w:t>
+            </w:r>
+          </w:p>
+        </w:tc>
+        <w:tc>
+          <w:tcPr/>
+          <w:p>
+            <w:pPr>
+              <w:pStyle w:val="Compact"/>
+            </w:pPr>
+            <w:r>
+              <w:rPr>
+                <w:b/>
+                <w:bCs/>
+              </w:rPr>
+              <w:t xml:space="preserve">Kiểm tra tuân thủ + sinh sách</w:t>
+            </w:r>
+            <w:r>
+              <w:t xml:space="preserve"> </w:t>
+            </w:r>
+            <w:r>
+              <w:t xml:space="preserve">— agent</w:t>
+            </w:r>
+            <w:r>
+              <w:t xml:space="preserve"> </w:t>
+            </w:r>
+            <w:r>
+              <w:rPr>
+                <w:rStyle w:val="VerbatimChar"/>
+              </w:rPr>
+              <w:t xml:space="preserve">foxai-book-verifier</w:t>
+            </w:r>
+            <w:r>
+              <w:t xml:space="preserve"> </w:t>
+            </w:r>
+            <w:r>
+              <w:t xml:space="preserve">đối chiếu từng ý chính/callout/ảnh/style với plan, trả bảng PASS/FAIL</w:t>
+            </w:r>
+          </w:p>
+        </w:tc>
+        <w:tc>
+          <w:tcPr/>
+          <w:p>
+            <w:pPr>
+              <w:pStyle w:val="Compact"/>
+            </w:pPr>
+            <w:r>
+              <w:t xml:space="preserve">Đọc bảng verifier trước khi nhận sách; FAIL nào chấp nhận được thì xác nhận</w:t>
+            </w:r>
+          </w:p>
+        </w:tc>
+      </w:tr>
+    </w:tbl>
+    <w:p>
+      <w:pPr>
+        <w:pStyle w:val="BodyText"/>
+      </w:pPr>
+      <w:r>
+        <w:t xml:space="preserve">Templates 3 file kế hoạch:</w:t>
+      </w:r>
+      <w:r>
+        <w:t xml:space="preserve"> </w:t>
+      </w:r>
+      <w:r>
+        <w:rPr>
+          <w:rStyle w:val="VerbatimChar"/>
+        </w:rPr>
+        <w:t xml:space="preserve">~/.claude/skills/foxai-book-writer/templates/</w:t>
+      </w:r>
+      <w:r>
+        <w:t xml:space="preserve">. Lưu ý chi phí multi-agent: sách N chương ≈ 2N agent — sách &lt;3 chương viết tuần tự là đủ.</w:t>
+      </w:r>
+    </w:p>
+    <w:bookmarkEnd w:id="23"/>
+    <w:bookmarkStart w:id="24" w:name="Xa1ed232b4e2529e14793f39f08e5b8f210d82dc"/>
     <w:p>
       <w:pPr>
         <w:pStyle w:val="Heading2"/>
@@ -2041,8 +2491,8 @@
         <w:t xml:space="preserve">Sinh sách + kiểm chứng như mục 3.</w:t>
       </w:r>
     </w:p>
-    <w:bookmarkEnd w:id="23"/>
-    <w:bookmarkStart w:id="24" w:name="X3b6a8513c235b54646a356c1d0786a4a14dc598"/>
+    <w:bookmarkEnd w:id="24"/>
+    <w:bookmarkStart w:id="25" w:name="X3b6a8513c235b54646a356c1d0786a4a14dc598"/>
     <w:p>
       <w:pPr>
         <w:pStyle w:val="Heading2"/>
@@ -2257,8 +2707,8 @@
         </w:tc>
       </w:tr>
     </w:tbl>
-    <w:bookmarkEnd w:id="24"/>
-    <w:bookmarkStart w:id="25" w:name="Xa8eebf661c29b2a8d0dc7fa75f58bd9e3c53e1f"/>
+    <w:bookmarkEnd w:id="25"/>
+    <w:bookmarkStart w:id="26" w:name="Xa8eebf661c29b2a8d0dc7fa75f58bd9e3c53e1f"/>
     <w:p>
       <w:pPr>
         <w:pStyle w:val="Heading2"/>
@@ -2563,8 +3013,8 @@
         </w:tc>
       </w:tr>
     </w:tbl>
-    <w:bookmarkEnd w:id="25"/>
-    <w:bookmarkStart w:id="26" w:name="X9f5958b80875c05c77071be7365ccebb32af38d"/>
+    <w:bookmarkEnd w:id="26"/>
+    <w:bookmarkStart w:id="27" w:name="X9f5958b80875c05c77071be7365ccebb32af38d"/>
     <w:p>
       <w:pPr>
         <w:pStyle w:val="Heading2"/>
@@ -2610,8 +3060,8 @@
         <w:t xml:space="preserve">— Hết tài liệu —</w:t>
       </w:r>
     </w:p>
-    <w:bookmarkEnd w:id="26"/>
     <w:bookmarkEnd w:id="27"/>
+    <w:bookmarkEnd w:id="28"/>
     <w:sectPr>
       <w:headerReference r:id="rId9" w:type="default"/>
       <w:footerReference r:id="rId10" w:type="default"/>
